--- a/Cdc-Application-Gestion-Projet (1).docx
+++ b/Cdc-Application-Gestion-Projet (1).docx
@@ -3308,6 +3308,9 @@
       </w:r>
     </w:p>
     <w:p>
+      <w:pPr>
+        <w:jc w:val="both"/>
+      </w:pPr>
       <w:r>
         <w:t xml:space="preserve">L’ESN </w:t>
       </w:r>
@@ -3325,7 +3328,13 @@
       </w:r>
       <w:proofErr w:type="spellEnd"/>
       <w:r>
-        <w:t>, entre 5 et 10 freelances, 4 recruteurs placeurs, 4 personnes au service administration, 2 alternants, un directeur commercial et un directeur technique.</w:t>
+        <w:t>, entre 5 et 10 freelances, 4 recruteurs placeurs, 4 personnes au service administration</w:t>
+      </w:r>
+      <w:r>
+        <w:t xml:space="preserve"> dont une personne aux RH</w:t>
+      </w:r>
+      <w:r>
+        <w:t>, 2 alternants, un directeur commercial et un directeur technique.</w:t>
       </w:r>
     </w:p>
     <w:p>
@@ -3473,6 +3482,7 @@
           <w:bCs/>
           <w:color w:val="000000"/>
         </w:rPr>
+        <w:lastRenderedPageBreak/>
         <w:t>Encadrant Fonctionnel</w:t>
       </w:r>
       <w:r>
@@ -3496,7 +3506,6 @@
           <w:bCs/>
           <w:color w:val="000000"/>
         </w:rPr>
-        <w:lastRenderedPageBreak/>
         <w:t>Lead Développeur</w:t>
       </w:r>
       <w:r>
@@ -3549,10 +3558,8 @@
         <w:rPr>
           <w:color w:val="000000"/>
         </w:rPr>
-        <w:t xml:space="preserve"> : </w:t>
-      </w:r>
-    </w:p>
-    <w:p>
+        <w:t xml:space="preserve"> :</w:t>
+      </w:r>
       <w:r>
         <w:br w:type="page"/>
       </w:r>
@@ -3775,6 +3782,33 @@
     </w:p>
     <w:p>
       <w:pPr>
+        <w:numPr>
+          <w:ilvl w:val="0"/>
+          <w:numId w:val="5"/>
+        </w:numPr>
+        <w:pBdr>
+          <w:top w:val="nil"/>
+          <w:left w:val="nil"/>
+          <w:bottom w:val="nil"/>
+          <w:right w:val="nil"/>
+          <w:between w:val="nil"/>
+        </w:pBdr>
+        <w:jc w:val="both"/>
+        <w:rPr>
+          <w:b/>
+          <w:bCs/>
+          <w:color w:val="000000"/>
+        </w:rPr>
+      </w:pPr>
+      <w:r>
+        <w:rPr>
+          <w:color w:val="000000"/>
+        </w:rPr>
+        <w:t>Les fiches informations de chaque collaborateur</w:t>
+      </w:r>
+    </w:p>
+    <w:p>
+      <w:pPr>
         <w:pStyle w:val="Titre2"/>
         <w:numPr>
           <w:ilvl w:val="1"/>
@@ -3838,6 +3872,26 @@
       <w:r>
         <w:t>Cette application offre des avantages significatifs en permettant une meilleure gestion du temps et des projets. Elle facilite la collaboration entre les équipes, rendant les communications plus fluides et les projets plus gérables. En plus, elle offre des rapports détaillés qui aident à suivre l'avancement des travaux et à prendre des décisions éclairées.</w:t>
       </w:r>
+      <w:r>
+        <w:t xml:space="preserve"> Elle permet un réajustement futur sur les prévisions </w:t>
+      </w:r>
+      <w:proofErr w:type="gramStart"/>
+      <w:r>
+        <w:t>en terme de</w:t>
+      </w:r>
+      <w:proofErr w:type="gramEnd"/>
+      <w:r>
+        <w:t xml:space="preserve"> temps</w:t>
+      </w:r>
+      <w:r>
+        <w:t xml:space="preserve">, </w:t>
+      </w:r>
+      <w:r>
+        <w:t>ressources personnelles</w:t>
+      </w:r>
+      <w:r>
+        <w:t>, ressources financières. Elle apporte une détection précise des points inefficaces et évite des pertes de temps et d’argent. Elle allègera la charge mentale des différents salariés sur la traçabilité des efforts de travail.</w:t>
+      </w:r>
     </w:p>
     <w:p>
       <w:pPr>
@@ -3847,23 +3901,16 @@
       <w:r>
         <w:t>Elle évitera des pertes de données sur le temps effectué sur chaque tâche et sera source de confiance améliorée au moment de la facturation.</w:t>
       </w:r>
-    </w:p>
-    <w:p>
-      <w:pPr>
-        <w:ind w:left="567"/>
-        <w:jc w:val="both"/>
-        <w:rPr>
-          <w:color w:val="000000"/>
-        </w:rPr>
-      </w:pPr>
-      <w:r>
-        <w:rPr>
-          <w:color w:val="000000"/>
-          <w:highlight w:val="yellow"/>
-        </w:rPr>
-        <w:t>“A compléter”</w:t>
-      </w:r>
-    </w:p>
+      <w:r>
+        <w:t xml:space="preserve">  Elle sera force de soutien en cas de nécessité de justification des coûts.</w:t>
+      </w:r>
+    </w:p>
+    <w:p/>
+    <w:p/>
+    <w:p/>
+    <w:p/>
+    <w:p/>
+    <w:p/>
     <w:p>
       <w:r>
         <w:br w:type="page"/>
@@ -3984,25 +4031,252 @@
       <w:pPr>
         <w:ind w:left="567"/>
         <w:jc w:val="both"/>
-      </w:pPr>
-      <w:r>
         <w:rPr>
           <w:color w:val="000000"/>
         </w:rPr>
-        <w:t>Les besoins principaux de l'application incluent la possibilité pour les salariés de saisir et de suivre leurs tâches, ainsi que pour les responsables de superviser, recenser les clients et d'organiser les projets et les activités</w:t>
-      </w:r>
+      </w:pPr>
       <w:r>
         <w:rPr>
           <w:color w:val="000000"/>
-          <w:highlight w:val="yellow"/>
-        </w:rPr>
-        <w:t xml:space="preserve"> “A compléter ”</w:t>
+        </w:rPr>
+        <w:t>Les besoins principaux de l'application incluent</w:t>
       </w:r>
       <w:r>
         <w:rPr>
           <w:color w:val="000000"/>
         </w:rPr>
-        <w:t>.</w:t>
+        <w:t xml:space="preserve"> : </w:t>
+      </w:r>
+    </w:p>
+    <w:p>
+      <w:pPr>
+        <w:pStyle w:val="Paragraphedeliste"/>
+        <w:numPr>
+          <w:ilvl w:val="0"/>
+          <w:numId w:val="6"/>
+        </w:numPr>
+        <w:jc w:val="both"/>
+        <w:rPr>
+          <w:color w:val="000000"/>
+        </w:rPr>
+      </w:pPr>
+      <w:proofErr w:type="gramStart"/>
+      <w:r>
+        <w:rPr>
+          <w:color w:val="000000"/>
+        </w:rPr>
+        <w:t>tous</w:t>
+      </w:r>
+      <w:proofErr w:type="gramEnd"/>
+      <w:r>
+        <w:rPr>
+          <w:color w:val="000000"/>
+        </w:rPr>
+        <w:t xml:space="preserve"> les utilisateurs</w:t>
+      </w:r>
+      <w:r>
+        <w:rPr>
+          <w:color w:val="000000"/>
+        </w:rPr>
+        <w:t xml:space="preserve">, identifiés comme tels, doivent se </w:t>
+      </w:r>
+      <w:r>
+        <w:rPr>
+          <w:color w:val="000000"/>
+        </w:rPr>
+        <w:t>connecter en toute sécurité.</w:t>
+      </w:r>
+    </w:p>
+    <w:p>
+      <w:pPr>
+        <w:pStyle w:val="Paragraphedeliste"/>
+        <w:numPr>
+          <w:ilvl w:val="0"/>
+          <w:numId w:val="6"/>
+        </w:numPr>
+        <w:jc w:val="both"/>
+      </w:pPr>
+      <w:proofErr w:type="gramStart"/>
+      <w:r>
+        <w:rPr>
+          <w:color w:val="000000"/>
+        </w:rPr>
+        <w:t>les</w:t>
+      </w:r>
+      <w:proofErr w:type="gramEnd"/>
+      <w:r>
+        <w:rPr>
+          <w:color w:val="000000"/>
+        </w:rPr>
+        <w:t xml:space="preserve"> </w:t>
+      </w:r>
+      <w:r>
+        <w:rPr>
+          <w:color w:val="000000"/>
+        </w:rPr>
+        <w:t>collaborateurs</w:t>
+      </w:r>
+      <w:r>
+        <w:rPr>
+          <w:color w:val="000000"/>
+        </w:rPr>
+        <w:t xml:space="preserve"> peuvent </w:t>
+      </w:r>
+      <w:r>
+        <w:rPr>
+          <w:color w:val="000000"/>
+        </w:rPr>
+        <w:t>saisir et suivre leurs tâches,</w:t>
+      </w:r>
+      <w:r>
+        <w:rPr>
+          <w:color w:val="000000"/>
+        </w:rPr>
+        <w:t xml:space="preserve"> </w:t>
+      </w:r>
+      <w:r>
+        <w:rPr>
+          <w:color w:val="000000"/>
+        </w:rPr>
+        <w:t>y renseigner l’effort de travail fourni,</w:t>
+      </w:r>
+      <w:r>
+        <w:rPr>
+          <w:color w:val="000000"/>
+        </w:rPr>
+        <w:t xml:space="preserve"> afficher un planning réel.</w:t>
+      </w:r>
+      <w:r>
+        <w:rPr>
+          <w:color w:val="000000"/>
+        </w:rPr>
+        <w:t xml:space="preserve"> Ils ont accès aux détails des projets sur lesquels ils sont affectés.</w:t>
+      </w:r>
+      <w:r>
+        <w:rPr>
+          <w:color w:val="000000"/>
+        </w:rPr>
+        <w:t xml:space="preserve"> </w:t>
+      </w:r>
+      <w:r>
+        <w:rPr>
+          <w:color w:val="000000"/>
+        </w:rPr>
+        <w:t>Ils peuvent visualiser leur fiche personnelle d’informations et la modifier si besoin.</w:t>
+      </w:r>
+      <w:r>
+        <w:rPr>
+          <w:color w:val="000000"/>
+        </w:rPr>
+        <w:t xml:space="preserve"> Ils disposent d’un espace personnel avec leurs coordonnées.</w:t>
+      </w:r>
+    </w:p>
+    <w:p>
+      <w:pPr>
+        <w:pStyle w:val="Paragraphedeliste"/>
+        <w:numPr>
+          <w:ilvl w:val="0"/>
+          <w:numId w:val="6"/>
+        </w:numPr>
+        <w:jc w:val="both"/>
+      </w:pPr>
+      <w:proofErr w:type="gramStart"/>
+      <w:r>
+        <w:rPr>
+          <w:color w:val="000000"/>
+        </w:rPr>
+        <w:t>les</w:t>
+      </w:r>
+      <w:proofErr w:type="gramEnd"/>
+      <w:r>
+        <w:rPr>
+          <w:color w:val="000000"/>
+        </w:rPr>
+        <w:t xml:space="preserve"> responsables </w:t>
+      </w:r>
+      <w:r>
+        <w:rPr>
+          <w:color w:val="000000"/>
+        </w:rPr>
+        <w:t xml:space="preserve">peuvent </w:t>
+      </w:r>
+      <w:r>
+        <w:rPr>
+          <w:color w:val="000000"/>
+        </w:rPr>
+        <w:t>superviser, recenser</w:t>
+      </w:r>
+      <w:r>
+        <w:rPr>
+          <w:color w:val="000000"/>
+        </w:rPr>
+        <w:t>, enregistrer</w:t>
+      </w:r>
+      <w:r>
+        <w:rPr>
+          <w:color w:val="000000"/>
+        </w:rPr>
+        <w:t xml:space="preserve"> les clients et organiser les projets et les activités</w:t>
+      </w:r>
+      <w:r>
+        <w:rPr>
+          <w:color w:val="000000"/>
+        </w:rPr>
+        <w:t xml:space="preserve">. </w:t>
+      </w:r>
+      <w:r>
+        <w:rPr>
+          <w:color w:val="000000"/>
+        </w:rPr>
+        <w:t>Ils ont accès à un visuel des diverses activités.</w:t>
+      </w:r>
+    </w:p>
+    <w:p>
+      <w:pPr>
+        <w:pStyle w:val="Paragraphedeliste"/>
+        <w:numPr>
+          <w:ilvl w:val="0"/>
+          <w:numId w:val="6"/>
+        </w:numPr>
+        <w:jc w:val="both"/>
+      </w:pPr>
+      <w:proofErr w:type="gramStart"/>
+      <w:r>
+        <w:rPr>
+          <w:color w:val="000000"/>
+        </w:rPr>
+        <w:t>l</w:t>
+      </w:r>
+      <w:r>
+        <w:rPr>
+          <w:color w:val="000000"/>
+        </w:rPr>
+        <w:t>es</w:t>
+      </w:r>
+      <w:proofErr w:type="gramEnd"/>
+      <w:r>
+        <w:rPr>
+          <w:color w:val="000000"/>
+        </w:rPr>
+        <w:t xml:space="preserve"> recruteurs placeurs </w:t>
+      </w:r>
+      <w:r>
+        <w:rPr>
+          <w:color w:val="000000"/>
+        </w:rPr>
+        <w:t xml:space="preserve">peuvent avoir </w:t>
+      </w:r>
+      <w:r>
+        <w:rPr>
+          <w:color w:val="000000"/>
+        </w:rPr>
+        <w:t xml:space="preserve">accès aux fiches informations des différents collaborateurs afin de choisir le ou lesquels affectés aux différentes activités. </w:t>
+      </w:r>
+      <w:r>
+        <w:rPr>
+          <w:color w:val="000000"/>
+        </w:rPr>
+        <w:t>Ils peuvent établir des plannings prévisionnels. Ils peuvent indiquer selon l’activité, le TJM individuel des collaborateurs.</w:t>
       </w:r>
     </w:p>
     <w:p>
@@ -4046,15 +4320,22 @@
       <w:r>
         <w:rPr>
           <w:color w:val="000000"/>
-          <w:highlight w:val="yellow"/>
-        </w:rPr>
-        <w:t>“A définir”</w:t>
-      </w:r>
+        </w:rPr>
+        <w:t xml:space="preserve">Virgile Martin, en sa qualité de directeur général et directeur commercial de l’entreprise </w:t>
+      </w:r>
+      <w:proofErr w:type="spellStart"/>
       <w:r>
         <w:rPr>
           <w:color w:val="000000"/>
         </w:rPr>
-        <w:t>.</w:t>
+        <w:t>DataTime</w:t>
+      </w:r>
+      <w:proofErr w:type="spellEnd"/>
+      <w:r>
+        <w:rPr>
+          <w:color w:val="000000"/>
+        </w:rPr>
+        <w:t xml:space="preserve">, et l’équipe de </w:t>
       </w:r>
     </w:p>
     <w:p>
@@ -4086,12 +4367,41 @@
       <w:r>
         <w:rPr>
           <w:color w:val="000000"/>
-          <w:highlight w:val="yellow"/>
-        </w:rPr>
-        <w:t>“A définir”</w:t>
-      </w:r>
-      <w:r>
+        </w:rPr>
+        <w:t xml:space="preserve">Les salariés de l’entreprise </w:t>
+      </w:r>
+      <w:proofErr w:type="spellStart"/>
+      <w:r>
+        <w:rPr>
+          <w:color w:val="000000"/>
+        </w:rPr>
+        <w:t>DataTime</w:t>
+      </w:r>
+      <w:proofErr w:type="spellEnd"/>
+      <w:r>
+        <w:rPr>
+          <w:color w:val="000000"/>
+        </w:rPr>
         <w:t>.</w:t>
+      </w:r>
+      <w:r>
+        <w:rPr>
+          <w:color w:val="000000"/>
+        </w:rPr>
+        <w:t xml:space="preserve"> D’une part les collaborateurs, salariés ou freelances</w:t>
+      </w:r>
+      <w:r>
+        <w:rPr>
+          <w:color w:val="000000"/>
+        </w:rPr>
+        <w:t xml:space="preserve">, qui seront affectés aux projets et pourront enregistrer leur temps effectué sur chaque tâche. Les recruteurs placeurs pourront enregistrer les projets, y affecter les collaborateurs. Les responsables </w:t>
+      </w:r>
+      <w:r>
+        <w:rPr>
+          <w:color w:val="000000"/>
+        </w:rPr>
+        <w:lastRenderedPageBreak/>
+        <w:t>pourront enregistrer les clients, les projets. Le service administratif aura accès aux rapports d’effort fourni afin de les utiliser pour la facturation.</w:t>
       </w:r>
     </w:p>
     <w:p>
@@ -4150,11 +4460,7 @@
         <w:jc w:val="both"/>
       </w:pPr>
       <w:r>
-        <w:t xml:space="preserve">Lors du choix de notre hébergeur web, nous privilégions ceux qui utilisent des sources d’énergie renouvelable ou qui mettent en place des pratiques de réduction de leur empreinte carbone. Cela contribue à minimiser l’impact </w:t>
-      </w:r>
-      <w:r>
-        <w:lastRenderedPageBreak/>
-        <w:t>environnemental de notre infrastructure, même lorsque nous utilisons des scripts.</w:t>
+        <w:t>Lors du choix de notre hébergeur web, nous privilégions ceux qui utilisent des sources d’énergie renouvelable ou qui mettent en place des pratiques de réduction de leur empreinte carbone. Cela contribue à minimiser l’impact environnemental de notre infrastructure, même lorsque nous utilisons des scripts.</w:t>
       </w:r>
     </w:p>
     <w:p>
@@ -4212,7 +4518,11 @@
         <w:jc w:val="both"/>
       </w:pPr>
       <w:r>
-        <w:t xml:space="preserve">Nous continuons à évaluer régulièrement l’empreinte carbone de notre plateforme, y compris celle liée à l’utilisation de scripts. Ces évaluations nous aident à prendre des mesures pour optimiser notre impact environnemental global. </w:t>
+        <w:t xml:space="preserve">Nous continuons à évaluer régulièrement l’empreinte carbone de notre plateforme, y compris celle liée à l’utilisation de scripts. Ces évaluations </w:t>
+      </w:r>
+      <w:r>
+        <w:lastRenderedPageBreak/>
+        <w:t xml:space="preserve">nous aident à prendre des mesures pour optimiser notre impact environnemental global. </w:t>
       </w:r>
     </w:p>
     <w:p>
@@ -4414,6 +4724,7 @@
           <w:i/>
           <w:iCs/>
         </w:rPr>
+        <w:lastRenderedPageBreak/>
         <w:t xml:space="preserve">Symfony </w:t>
       </w:r>
       <w:r>
@@ -4433,6 +4744,13 @@
       <w:r>
         <w:t>Nous utiliserons PHP 8 avec Symfony 6.4 afin de garantir une utilisation des dernières fonctionnalités et bonnes pratiques de Symfony pour un développement rapide et sécurisé.</w:t>
       </w:r>
+    </w:p>
+    <w:p>
+      <w:pPr>
+        <w:spacing w:after="0"/>
+        <w:ind w:left="1134"/>
+        <w:jc w:val="both"/>
+      </w:pPr>
     </w:p>
     <w:p>
       <w:pPr>
@@ -4459,17 +4777,25 @@
       </w:pPr>
       <w:r>
         <w:rPr>
+          <w:b/>
+          <w:bCs/>
           <w:i/>
           <w:iCs/>
         </w:rPr>
-        <w:t>HTML5 est un l</w:t>
-      </w:r>
-      <w:r>
-        <w:t xml:space="preserve">angage de balisage utilisé pour structurer le contenu des pages web. Il offre une structure claire et sémantique pour le contenu web, ce </w:t>
-      </w:r>
-      <w:r>
-        <w:tab/>
-        <w:t>qui améliore l'accessibilité et le référencement.</w:t>
+        <w:t>HTML5</w:t>
+      </w:r>
+      <w:r>
+        <w:rPr>
+          <w:i/>
+          <w:iCs/>
+        </w:rPr>
+        <w:t xml:space="preserve"> </w:t>
+      </w:r>
+      <w:r>
+        <w:t>est un l</w:t>
+      </w:r>
+      <w:r>
+        <w:t>angage de balisage utilisé pour structurer le contenu des pages web. Il offre une structure claire et sémantique pour le contenu web, ce qui améliore l'accessibilité et le référencement.</w:t>
       </w:r>
     </w:p>
     <w:p>
@@ -4487,10 +4813,19 @@
       </w:pPr>
       <w:r>
         <w:rPr>
+          <w:b/>
+          <w:bCs/>
           <w:i/>
           <w:iCs/>
         </w:rPr>
-        <w:t xml:space="preserve">SCSS </w:t>
+        <w:t>SCSS</w:t>
+      </w:r>
+      <w:r>
+        <w:rPr>
+          <w:i/>
+          <w:iCs/>
+        </w:rPr>
+        <w:t xml:space="preserve"> </w:t>
       </w:r>
       <w:r>
         <w:t>est un langage de feuilles de style en cascade utilisé pour étendre les fonctionnalités CSS.</w:t>
@@ -4534,7 +4869,6 @@
           <w:i/>
           <w:iCs/>
         </w:rPr>
-        <w:lastRenderedPageBreak/>
         <w:t>SCSS</w:t>
       </w:r>
       <w:r>
@@ -4557,6 +4891,8 @@
       <w:proofErr w:type="spellStart"/>
       <w:r>
         <w:rPr>
+          <w:b/>
+          <w:bCs/>
           <w:i/>
           <w:iCs/>
           <w:lang w:val="fr-FR"/>
@@ -4621,6 +4957,8 @@
       </w:pPr>
       <w:r>
         <w:rPr>
+          <w:b/>
+          <w:bCs/>
           <w:i/>
           <w:iCs/>
           <w:lang w:val="fr-FR"/>
@@ -4669,7 +5007,14 @@
         <w:jc w:val="both"/>
       </w:pPr>
       <w:r>
+        <w:rPr>
+          <w:b/>
+          <w:bCs/>
+        </w:rPr>
         <w:t xml:space="preserve">Web pack </w:t>
+      </w:r>
+      <w:r>
+        <w:t>est un outil logiciel open-source conçu pour faciliter le développement et la gestion de sites et d’applications web modernes.</w:t>
       </w:r>
     </w:p>
     <w:p>
@@ -4707,10 +5052,25 @@
       </w:pPr>
       <w:r>
         <w:rPr>
+          <w:b/>
+          <w:bCs/>
+          <w:i/>
+          <w:iCs/>
           <w:color w:val="000000"/>
-          <w:highlight w:val="yellow"/>
-        </w:rPr>
-        <w:t>“Rechercher et utiliser une API comme SIREN”</w:t>
+        </w:rPr>
+        <w:t>API SIREN</w:t>
+      </w:r>
+      <w:r>
+        <w:rPr>
+          <w:color w:val="000000"/>
+        </w:rPr>
+        <w:t>, afin de simplifier l’intégration des données d’entreprise au sein du système de l’application.</w:t>
+      </w:r>
+      <w:r>
+        <w:rPr>
+          <w:color w:val="000000"/>
+        </w:rPr>
+        <w:t xml:space="preserve"> L’API permettra la récupération de toute une série d’informations publiques afin compléter les fiches clients.</w:t>
       </w:r>
     </w:p>
     <w:p>
@@ -5455,17 +5815,30 @@
         <w:rPr>
           <w:color w:val="000000"/>
         </w:rPr>
-        <w:t>Le projet s’étalera sur deux mois, la maintenance continuera après ces deux mois. Or les langages, Framework, librairies et autres sont en constante évolution. Il est essentiel de faire de la veille quotidiennement pour se tenir informé des changements qui peuvent impacter sur l’application de “Gestion de Projets”. Nous avons la chance de faire partie d’une communauté très portée sur le partage d’informations et les moyens de faire de la veille efficace sont nombreux.</w:t>
-      </w:r>
-      <w:r>
-        <w:br/>
+        <w:t>Le projet s’étalera sur deux mois, la maintenance continuera après ces deux mois. Or les langages, Framework, librairies et autres sont en constante évolution. Il est essentiel de faire de la veille quotidiennement pour se tenir informé des changements qui peuvent impacter l’application de “Gestion de Projets”. Nous avons la chance de faire partie d’une communauté très portée sur le partage d’informations et les moyens de faire de la veille efficace sont</w:t>
       </w:r>
       <w:r>
         <w:rPr>
           <w:color w:val="000000"/>
-          <w:highlight w:val="yellow"/>
-        </w:rPr>
-        <w:t>“A définir ”</w:t>
+        </w:rPr>
+        <w:t xml:space="preserve"> </w:t>
+      </w:r>
+      <w:r>
+        <w:rPr>
+          <w:color w:val="000000"/>
+        </w:rPr>
+        <w:t>nombreux.</w:t>
+      </w:r>
+      <w:r>
+        <w:t xml:space="preserve"> La veille technologique permet d’anticiper les évolutions technologiques et d’anticiper les besoins de maintenance et mises à jour des produits digitaux. Pour cela on a accès à de la documentation officielle en ligne des différents langages ainsi que des blogs techniques des éditeurs. Des plateformes et réseaux tels que GitHub, </w:t>
+      </w:r>
+      <w:proofErr w:type="spellStart"/>
+      <w:r>
+        <w:t>StackOverflow</w:t>
+      </w:r>
+      <w:proofErr w:type="spellEnd"/>
+      <w:r>
+        <w:t>, mettent en contact les développeurs et permettent des échanges riches.</w:t>
       </w:r>
     </w:p>
     <w:p>
@@ -6268,9 +6641,8 @@
             <w:r>
               <w:rPr>
                 <w:color w:val="000000"/>
-                <w:highlight w:val="yellow"/>
-              </w:rPr>
-              <w:t>“A définir”</w:t>
+              </w:rPr>
+              <w:t>Tâche</w:t>
             </w:r>
           </w:p>
         </w:tc>
@@ -6288,10 +6660,39 @@
             <w:r>
               <w:rPr>
                 <w:color w:val="000000"/>
-                <w:highlight w:val="yellow"/>
-              </w:rPr>
-              <w:t>“A définir”</w:t>
-            </w:r>
+              </w:rPr>
+              <w:t>Modélisation</w:t>
+            </w:r>
+          </w:p>
+          <w:p>
+            <w:pPr>
+              <w:jc w:val="center"/>
+              <w:rPr>
+                <w:color w:val="000000"/>
+              </w:rPr>
+            </w:pPr>
+            <w:r>
+              <w:rPr>
+                <w:color w:val="000000"/>
+              </w:rPr>
+              <w:t>De la base de</w:t>
+            </w:r>
+          </w:p>
+          <w:p>
+            <w:pPr>
+              <w:jc w:val="center"/>
+              <w:rPr>
+                <w:color w:val="000000"/>
+              </w:rPr>
+            </w:pPr>
+            <w:proofErr w:type="gramStart"/>
+            <w:r>
+              <w:rPr>
+                <w:color w:val="000000"/>
+              </w:rPr>
+              <w:t>données</w:t>
+            </w:r>
+            <w:proofErr w:type="gramEnd"/>
           </w:p>
         </w:tc>
         <w:tc>
@@ -6308,9 +6709,8 @@
             <w:r>
               <w:rPr>
                 <w:color w:val="000000"/>
-                <w:highlight w:val="yellow"/>
-              </w:rPr>
-              <w:t>“A définir”</w:t>
+              </w:rPr>
+              <w:t>Haute</w:t>
             </w:r>
           </w:p>
         </w:tc>
@@ -6328,9 +6728,8 @@
             <w:r>
               <w:rPr>
                 <w:color w:val="000000"/>
-                <w:highlight w:val="yellow"/>
-              </w:rPr>
-              <w:t>“A définir”</w:t>
+              </w:rPr>
+              <w:t>1 jour/homme</w:t>
             </w:r>
           </w:p>
         </w:tc>
@@ -6372,10 +6771,39 @@
       <w:r>
         <w:rPr>
           <w:color w:val="000000"/>
-          <w:highlight w:val="yellow"/>
-        </w:rPr>
-        <w:t>“A définir”</w:t>
-      </w:r>
+        </w:rPr>
+        <w:t xml:space="preserve">Dans le périmètre non fonctionnel de la V1, on </w:t>
+      </w:r>
+      <w:proofErr w:type="spellStart"/>
+      <w:r>
+        <w:rPr>
+          <w:color w:val="000000"/>
+        </w:rPr>
+        <w:t>incluera</w:t>
+      </w:r>
+      <w:proofErr w:type="spellEnd"/>
+      <w:r>
+        <w:rPr>
+          <w:color w:val="000000"/>
+        </w:rPr>
+        <w:t xml:space="preserve"> la possibilité d’évolution, avec par exemple, l’accès accordée aux clients, un dispositif de notification de rappels au collaborateur pour qu’il enregistre son temps/ses tâches</w:t>
+      </w:r>
+      <w:r>
+        <w:rPr>
+          <w:color w:val="000000"/>
+        </w:rPr>
+        <w:t>, un planning prévisionnel établi par le recruteur-placeur.</w:t>
+      </w:r>
+    </w:p>
+    <w:p>
+      <w:pPr>
+        <w:spacing w:after="0"/>
+        <w:ind w:left="567"/>
+        <w:jc w:val="both"/>
+        <w:rPr>
+          <w:color w:val="000000"/>
+        </w:rPr>
+      </w:pPr>
     </w:p>
     <w:p>
       <w:pPr>
@@ -6413,6 +6841,14 @@
       </w:r>
     </w:p>
     <w:p>
+      <w:r>
+        <w:t>Le client part sur la base d’un budget de 10 000 euros</w:t>
+      </w:r>
+      <w:r>
+        <w:t xml:space="preserve">, pour un délai de 2 mois. </w:t>
+      </w:r>
+    </w:p>
+    <w:p>
       <w:pPr>
         <w:pStyle w:val="Titre3"/>
         <w:numPr>
@@ -6435,13 +6871,6 @@
           <w:color w:val="000000"/>
         </w:rPr>
       </w:pPr>
-      <w:r>
-        <w:rPr>
-          <w:color w:val="000000"/>
-          <w:highlight w:val="yellow"/>
-        </w:rPr>
-        <w:t>“A définir”</w:t>
-      </w:r>
     </w:p>
     <w:p>
       <w:pPr>
@@ -6655,27 +7084,8 @@
       </w:r>
     </w:p>
     <w:p>
-      <w:pPr>
-        <w:spacing w:after="0"/>
-        <w:ind w:left="567"/>
-        <w:jc w:val="both"/>
-      </w:pPr>
-    </w:p>
-    <w:p>
-      <w:pPr>
-        <w:spacing w:after="0"/>
-        <w:ind w:left="567"/>
-        <w:jc w:val="both"/>
-        <w:rPr>
-          <w:color w:val="000000"/>
-        </w:rPr>
-      </w:pPr>
-      <w:r>
-        <w:rPr>
-          <w:color w:val="000000"/>
-          <w:highlight w:val="yellow"/>
-        </w:rPr>
-        <w:t>“A définir”</w:t>
+      <w:r>
+        <w:t>Le délai imparti est de deux mois. Dès la finalisation du cahier des charges, une date de livraison sera donc envisagée.</w:t>
       </w:r>
     </w:p>
     <w:p>
@@ -6689,6 +7099,7 @@
       <w:bookmarkStart w:id="72" w:name="_heading=h.jf1lc4r2j7oa" w:colFirst="0" w:colLast="0"/>
       <w:bookmarkEnd w:id="72"/>
       <w:r>
+        <w:lastRenderedPageBreak/>
         <w:t>Maquette.</w:t>
       </w:r>
     </w:p>
@@ -6703,9 +7114,8 @@
       <w:r>
         <w:rPr>
           <w:color w:val="000000"/>
-          <w:highlight w:val="yellow"/>
-        </w:rPr>
-        <w:t>“A définir”</w:t>
+        </w:rPr>
+        <w:t>Une ébauche de maquette vous est présentée en annexe.</w:t>
       </w:r>
     </w:p>
     <w:p>
@@ -6733,9 +7143,68 @@
       <w:r>
         <w:rPr>
           <w:color w:val="000000"/>
-          <w:highlight w:val="yellow"/>
-        </w:rPr>
-        <w:t>“A définir”</w:t>
+        </w:rPr>
+        <w:t>L’application est destinée à être déployée en interne, le public cible comporte une partie des employés de l’entreprise : les collaborateurs, les recruteurs-placeurs, les directeurs commercial et technique, du personnel administratif en charge de la facturation.</w:t>
+      </w:r>
+    </w:p>
+    <w:p>
+      <w:pPr>
+        <w:ind w:left="567"/>
+        <w:jc w:val="both"/>
+        <w:rPr>
+          <w:color w:val="000000"/>
+        </w:rPr>
+      </w:pPr>
+      <w:r>
+        <w:rPr>
+          <w:color w:val="000000"/>
+        </w:rPr>
+        <w:t>De ce fait, le mode de distribution le plus approprié nous semble être</w:t>
+      </w:r>
+    </w:p>
+    <w:p>
+      <w:pPr>
+        <w:ind w:left="567"/>
+        <w:jc w:val="both"/>
+        <w:rPr>
+          <w:color w:val="000000"/>
+        </w:rPr>
+      </w:pPr>
+      <w:r>
+        <w:rPr>
+          <w:color w:val="000000"/>
+        </w:rPr>
+        <w:t>L’application sera accessible sur différents supports, aussi bien professionnel que personnel.</w:t>
+      </w:r>
+    </w:p>
+    <w:p>
+      <w:pPr>
+        <w:ind w:left="567"/>
+        <w:jc w:val="both"/>
+        <w:rPr>
+          <w:color w:val="000000"/>
+        </w:rPr>
+      </w:pPr>
+      <w:r>
+        <w:rPr>
+          <w:color w:val="000000"/>
+        </w:rPr>
+        <w:t>L’application passera par des phases de tests approfondis et nous préconisons un déploiement d’une version bêta qui sera à destination d’un groupe cible rassemblant différents profils d’utilisateurs.</w:t>
+      </w:r>
+    </w:p>
+    <w:p>
+      <w:pPr>
+        <w:ind w:left="567"/>
+        <w:jc w:val="both"/>
+        <w:rPr>
+          <w:color w:val="000000"/>
+        </w:rPr>
+      </w:pPr>
+      <w:r>
+        <w:rPr>
+          <w:color w:val="000000"/>
+        </w:rPr>
+        <w:t>L’application disposera d’une documentation utilisateur accessible au travers d’une FAQ.</w:t>
       </w:r>
     </w:p>
     <w:p>
@@ -6763,9 +7232,14 @@
       <w:r>
         <w:rPr>
           <w:color w:val="000000"/>
-          <w:highlight w:val="yellow"/>
-        </w:rPr>
-        <w:t>“A définir”</w:t>
+        </w:rPr>
+        <w:t>La conduite du changement désigne l’ensemble des actions, méthodes et plans destinés à accompagner l’adoption de la nouvelle solution (formation, communication, gestion des résistances, plan de migration et de support) afin d’assurer l’acceptation et l’appropriation par les utilisateurs et l’entreprise.</w:t>
+      </w:r>
+      <w:r>
+        <w:rPr>
+          <w:color w:val="000000"/>
+        </w:rPr>
+        <w:t xml:space="preserve"> Partant de là, il sera prévu une présentation de l’application aux futurs utilisateurs </w:t>
       </w:r>
     </w:p>
     <w:p>
@@ -6776,10 +7250,7 @@
           <w:numId w:val="4"/>
         </w:numPr>
       </w:pPr>
-      <w:bookmarkStart w:id="75" w:name="_heading=h.lxpm0i8wlhk9" w:colFirst="0" w:colLast="0"/>
-      <w:bookmarkEnd w:id="75"/>
-      <w:r>
-        <w:lastRenderedPageBreak/>
+      <w:r>
         <w:t>Annexe</w:t>
       </w:r>
     </w:p>
@@ -7704,6 +8175,119 @@
       </w:rPr>
     </w:lvl>
   </w:abstractNum>
+  <w:abstractNum w:abstractNumId="5" w15:restartNumberingAfterBreak="0">
+    <w:nsid w:val="6D866A72"/>
+    <w:multiLevelType w:val="hybridMultilevel"/>
+    <w:tmpl w:val="C07CDFFC"/>
+    <w:lvl w:ilvl="0" w:tplc="B82CE46C">
+      <w:numFmt w:val="bullet"/>
+      <w:lvlText w:val="-"/>
+      <w:lvlJc w:val="left"/>
+      <w:pPr>
+        <w:ind w:left="927" w:hanging="360"/>
+      </w:pPr>
+      <w:rPr>
+        <w:rFonts w:ascii="Aptos" w:eastAsia="Aptos" w:hAnsi="Aptos" w:cs="Aptos" w:hint="default"/>
+        <w:color w:val="000000"/>
+      </w:rPr>
+    </w:lvl>
+    <w:lvl w:ilvl="1" w:tplc="040C0003" w:tentative="1">
+      <w:start w:val="1"/>
+      <w:numFmt w:val="bullet"/>
+      <w:lvlText w:val="o"/>
+      <w:lvlJc w:val="left"/>
+      <w:pPr>
+        <w:ind w:left="1647" w:hanging="360"/>
+      </w:pPr>
+      <w:rPr>
+        <w:rFonts w:ascii="Courier New" w:hAnsi="Courier New" w:cs="Courier New" w:hint="default"/>
+      </w:rPr>
+    </w:lvl>
+    <w:lvl w:ilvl="2" w:tplc="040C0005" w:tentative="1">
+      <w:start w:val="1"/>
+      <w:numFmt w:val="bullet"/>
+      <w:lvlText w:val=""/>
+      <w:lvlJc w:val="left"/>
+      <w:pPr>
+        <w:ind w:left="2367" w:hanging="360"/>
+      </w:pPr>
+      <w:rPr>
+        <w:rFonts w:ascii="Wingdings" w:hAnsi="Wingdings" w:hint="default"/>
+      </w:rPr>
+    </w:lvl>
+    <w:lvl w:ilvl="3" w:tplc="040C0001" w:tentative="1">
+      <w:start w:val="1"/>
+      <w:numFmt w:val="bullet"/>
+      <w:lvlText w:val=""/>
+      <w:lvlJc w:val="left"/>
+      <w:pPr>
+        <w:ind w:left="3087" w:hanging="360"/>
+      </w:pPr>
+      <w:rPr>
+        <w:rFonts w:ascii="Symbol" w:hAnsi="Symbol" w:hint="default"/>
+      </w:rPr>
+    </w:lvl>
+    <w:lvl w:ilvl="4" w:tplc="040C0003" w:tentative="1">
+      <w:start w:val="1"/>
+      <w:numFmt w:val="bullet"/>
+      <w:lvlText w:val="o"/>
+      <w:lvlJc w:val="left"/>
+      <w:pPr>
+        <w:ind w:left="3807" w:hanging="360"/>
+      </w:pPr>
+      <w:rPr>
+        <w:rFonts w:ascii="Courier New" w:hAnsi="Courier New" w:cs="Courier New" w:hint="default"/>
+      </w:rPr>
+    </w:lvl>
+    <w:lvl w:ilvl="5" w:tplc="040C0005" w:tentative="1">
+      <w:start w:val="1"/>
+      <w:numFmt w:val="bullet"/>
+      <w:lvlText w:val=""/>
+      <w:lvlJc w:val="left"/>
+      <w:pPr>
+        <w:ind w:left="4527" w:hanging="360"/>
+      </w:pPr>
+      <w:rPr>
+        <w:rFonts w:ascii="Wingdings" w:hAnsi="Wingdings" w:hint="default"/>
+      </w:rPr>
+    </w:lvl>
+    <w:lvl w:ilvl="6" w:tplc="040C0001" w:tentative="1">
+      <w:start w:val="1"/>
+      <w:numFmt w:val="bullet"/>
+      <w:lvlText w:val=""/>
+      <w:lvlJc w:val="left"/>
+      <w:pPr>
+        <w:ind w:left="5247" w:hanging="360"/>
+      </w:pPr>
+      <w:rPr>
+        <w:rFonts w:ascii="Symbol" w:hAnsi="Symbol" w:hint="default"/>
+      </w:rPr>
+    </w:lvl>
+    <w:lvl w:ilvl="7" w:tplc="040C0003" w:tentative="1">
+      <w:start w:val="1"/>
+      <w:numFmt w:val="bullet"/>
+      <w:lvlText w:val="o"/>
+      <w:lvlJc w:val="left"/>
+      <w:pPr>
+        <w:ind w:left="5967" w:hanging="360"/>
+      </w:pPr>
+      <w:rPr>
+        <w:rFonts w:ascii="Courier New" w:hAnsi="Courier New" w:cs="Courier New" w:hint="default"/>
+      </w:rPr>
+    </w:lvl>
+    <w:lvl w:ilvl="8" w:tplc="040C0005" w:tentative="1">
+      <w:start w:val="1"/>
+      <w:numFmt w:val="bullet"/>
+      <w:lvlText w:val=""/>
+      <w:lvlJc w:val="left"/>
+      <w:pPr>
+        <w:ind w:left="6687" w:hanging="360"/>
+      </w:pPr>
+      <w:rPr>
+        <w:rFonts w:ascii="Wingdings" w:hAnsi="Wingdings" w:hint="default"/>
+      </w:rPr>
+    </w:lvl>
+  </w:abstractNum>
   <w:num w:numId="1" w16cid:durableId="2019649147">
     <w:abstractNumId w:val="1"/>
   </w:num>
@@ -7718,6 +8302,9 @@
   </w:num>
   <w:num w:numId="5" w16cid:durableId="1562981640">
     <w:abstractNumId w:val="4"/>
+  </w:num>
+  <w:num w:numId="6" w16cid:durableId="931233632">
+    <w:abstractNumId w:val="5"/>
   </w:num>
 </w:numbering>
 </file>
@@ -8320,7 +8907,6 @@
   <w:style w:type="character" w:default="1" w:styleId="Policepardfaut">
     <w:name w:val="Default Paragraph Font"/>
     <w:uiPriority w:val="1"/>
-    <w:semiHidden/>
     <w:unhideWhenUsed/>
   </w:style>
   <w:style w:type="table" w:default="1" w:styleId="TableauNormal">
@@ -20161,26 +20747,12 @@
 </file>
 
 <file path=customXml/item1.xml><?xml version="1.0" encoding="utf-8"?>
-<p:properties xmlns:p="http://schemas.microsoft.com/office/2006/metadata/properties" xmlns:xsi="http://www.w3.org/2001/XMLSchema-instance" xmlns:pc="http://schemas.microsoft.com/office/infopath/2007/PartnerControls">
-  <documentManagement>
-    <TaxCatchAll xmlns="b49c9a31-2bf9-4885-ac3d-4ab9f44fb2e8" xsi:nil="true"/>
-    <lcf76f155ced4ddcb4097134ff3c332f xmlns="39327086-05ca-43eb-896f-ad6911a900ce">
-      <Terms xmlns="http://schemas.microsoft.com/office/infopath/2007/PartnerControls"/>
-    </lcf76f155ced4ddcb4097134ff3c332f>
-  </documentManagement>
-</p:properties>
+<go:gDocsCustomXmlDataStorage xmlns:go="http://customooxmlschemas.google.com/" xmlns:r="http://schemas.openxmlformats.org/officeDocument/2006/relationships" uri="GoogleDocsCustomDataVersion2">
+  <go:docsCustomData xmlns:go="http://customooxmlschemas.google.com/" roundtripDataSignature="AMtx7mjafKPXTOvs+k/7v2SuAvTvx/WeEw==">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</go:docsCustomData>
+</go:gDocsCustomXmlDataStorage>
 </file>
 
 <file path=customXml/item2.xml><?xml version="1.0" encoding="utf-8"?>
-<?mso-contentType ?>
-<FormTemplates xmlns="http://schemas.microsoft.com/sharepoint/v3/contenttype/forms">
-  <Display>DocumentLibraryForm</Display>
-  <Edit>DocumentLibraryForm</Edit>
-  <New>DocumentLibraryForm</New>
-</FormTemplates>
-</file>
-
-<file path=customXml/item3.xml><?xml version="1.0" encoding="utf-8"?>
 <ct:contentTypeSchema xmlns:ct="http://schemas.microsoft.com/office/2006/metadata/contentType" xmlns:ma="http://schemas.microsoft.com/office/2006/metadata/properties/metaAttributes" ct:_="" ma:_="" ma:contentTypeName="Document" ma:contentTypeID="0x0101007ECE2526903EB44690D847D99E001AAA" ma:contentTypeVersion="10" ma:contentTypeDescription="Crée un document." ma:contentTypeScope="" ma:versionID="b50a6f705549717cc210ae62f4b310d9">
   <xsd:schema xmlns:xsd="http://www.w3.org/2001/XMLSchema" xmlns:xs="http://www.w3.org/2001/XMLSchema" xmlns:p="http://schemas.microsoft.com/office/2006/metadata/properties" xmlns:ns2="39327086-05ca-43eb-896f-ad6911a900ce" xmlns:ns3="b49c9a31-2bf9-4885-ac3d-4ab9f44fb2e8" targetNamespace="http://schemas.microsoft.com/office/2006/metadata/properties" ma:root="true" ma:fieldsID="d6fa383e70cf36ecfdd88da7c853d3a5" ns2:_="" ns3:_="">
     <xsd:import namespace="39327086-05ca-43eb-896f-ad6911a900ce"/>
@@ -20369,32 +20941,36 @@
 </ct:contentTypeSchema>
 </file>
 
+<file path=customXml/item3.xml><?xml version="1.0" encoding="utf-8"?>
+<?mso-contentType ?>
+<FormTemplates xmlns="http://schemas.microsoft.com/sharepoint/v3/contenttype/forms">
+  <Display>DocumentLibraryForm</Display>
+  <Edit>DocumentLibraryForm</Edit>
+  <New>DocumentLibraryForm</New>
+</FormTemplates>
+</file>
+
 <file path=customXml/item4.xml><?xml version="1.0" encoding="utf-8"?>
-<go:gDocsCustomXmlDataStorage xmlns:go="http://customooxmlschemas.google.com/" xmlns:r="http://schemas.openxmlformats.org/officeDocument/2006/relationships" uri="GoogleDocsCustomDataVersion2">
-  <go:docsCustomData xmlns:go="http://customooxmlschemas.google.com/" roundtripDataSignature="AMtx7mjafKPXTOvs+k/7v2SuAvTvx/WeEw==">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</go:docsCustomData>
-</go:gDocsCustomXmlDataStorage>
+<p:properties xmlns:p="http://schemas.microsoft.com/office/2006/metadata/properties" xmlns:xsi="http://www.w3.org/2001/XMLSchema-instance" xmlns:pc="http://schemas.microsoft.com/office/infopath/2007/PartnerControls">
+  <documentManagement>
+    <TaxCatchAll xmlns="b49c9a31-2bf9-4885-ac3d-4ab9f44fb2e8" xsi:nil="true"/>
+    <lcf76f155ced4ddcb4097134ff3c332f xmlns="39327086-05ca-43eb-896f-ad6911a900ce">
+      <Terms xmlns="http://schemas.microsoft.com/office/infopath/2007/PartnerControls"/>
+    </lcf76f155ced4ddcb4097134ff3c332f>
+  </documentManagement>
+</p:properties>
 </file>
 
 <file path=customXml/itemProps1.xml><?xml version="1.0" encoding="utf-8"?>
-<ds:datastoreItem xmlns:ds="http://schemas.openxmlformats.org/officeDocument/2006/customXml" ds:itemID="{8BF81C5D-17B7-4C58-BF86-F7AB4281FF70}">
+<ds:datastoreItem xmlns:ds="http://schemas.openxmlformats.org/officeDocument/2006/customXml" ds:itemID="{11111111-1234-1234-1234-123412341234}">
   <ds:schemaRefs>
-    <ds:schemaRef ds:uri="http://schemas.microsoft.com/office/2006/metadata/properties"/>
-    <ds:schemaRef ds:uri="http://schemas.microsoft.com/office/infopath/2007/PartnerControls"/>
-    <ds:schemaRef ds:uri="b49c9a31-2bf9-4885-ac3d-4ab9f44fb2e8"/>
-    <ds:schemaRef ds:uri="39327086-05ca-43eb-896f-ad6911a900ce"/>
+    <ds:schemaRef ds:uri="http://customooxmlschemas.google.com/"/>
+    <ds:schemaRef ds:uri="http://schemas.openxmlformats.org/officeDocument/2006/relationships"/>
   </ds:schemaRefs>
 </ds:datastoreItem>
 </file>
 
 <file path=customXml/itemProps2.xml><?xml version="1.0" encoding="utf-8"?>
-<ds:datastoreItem xmlns:ds="http://schemas.openxmlformats.org/officeDocument/2006/customXml" ds:itemID="{39BEDB26-AD84-4513-B9B4-7EEC879827FC}">
-  <ds:schemaRefs>
-    <ds:schemaRef ds:uri="http://schemas.microsoft.com/sharepoint/v3/contenttype/forms"/>
-  </ds:schemaRefs>
-</ds:datastoreItem>
-</file>
-
-<file path=customXml/itemProps3.xml><?xml version="1.0" encoding="utf-8"?>
 <ds:datastoreItem xmlns:ds="http://schemas.openxmlformats.org/officeDocument/2006/customXml" ds:itemID="{65AD2D56-D4B7-4C98-95F4-AF7B2E7D35BB}">
   <ds:schemaRefs>
     <ds:schemaRef ds:uri="http://schemas.microsoft.com/office/2006/metadata/contentType"/>
@@ -20413,11 +20989,21 @@
 </ds:datastoreItem>
 </file>
 
+<file path=customXml/itemProps3.xml><?xml version="1.0" encoding="utf-8"?>
+<ds:datastoreItem xmlns:ds="http://schemas.openxmlformats.org/officeDocument/2006/customXml" ds:itemID="{39BEDB26-AD84-4513-B9B4-7EEC879827FC}">
+  <ds:schemaRefs>
+    <ds:schemaRef ds:uri="http://schemas.microsoft.com/sharepoint/v3/contenttype/forms"/>
+  </ds:schemaRefs>
+</ds:datastoreItem>
+</file>
+
 <file path=customXml/itemProps4.xml><?xml version="1.0" encoding="utf-8"?>
-<ds:datastoreItem xmlns:ds="http://schemas.openxmlformats.org/officeDocument/2006/customXml" ds:itemID="{11111111-1234-1234-1234-123412341234}">
+<ds:datastoreItem xmlns:ds="http://schemas.openxmlformats.org/officeDocument/2006/customXml" ds:itemID="{8BF81C5D-17B7-4C58-BF86-F7AB4281FF70}">
   <ds:schemaRefs>
-    <ds:schemaRef ds:uri="http://customooxmlschemas.google.com/"/>
-    <ds:schemaRef ds:uri="http://schemas.openxmlformats.org/officeDocument/2006/relationships"/>
+    <ds:schemaRef ds:uri="http://schemas.microsoft.com/office/2006/metadata/properties"/>
+    <ds:schemaRef ds:uri="http://schemas.microsoft.com/office/infopath/2007/PartnerControls"/>
+    <ds:schemaRef ds:uri="b49c9a31-2bf9-4885-ac3d-4ab9f44fb2e8"/>
+    <ds:schemaRef ds:uri="39327086-05ca-43eb-896f-ad6911a900ce"/>
   </ds:schemaRefs>
 </ds:datastoreItem>
 </file>
--- a/Cdc-Application-Gestion-Projet (1).docx
+++ b/Cdc-Application-Gestion-Projet (1).docx
@@ -3320,22 +3320,46 @@
       </w:r>
       <w:proofErr w:type="spellEnd"/>
       <w:r>
-        <w:t xml:space="preserve">, qui œuvre en régie, compte dans ses effectifs 8 </w:t>
+        <w:t>,</w:t>
+      </w:r>
+      <w:r>
+        <w:t xml:space="preserve"> implantée à Montpellier depuis 10 ans, œuvre en régie auprès de différents clients, principalement dans les domaines </w:t>
+      </w:r>
+      <w:r>
+        <w:t>du data engineering et de la data</w:t>
+      </w:r>
+      <w:r>
+        <w:t xml:space="preserve"> </w:t>
       </w:r>
       <w:proofErr w:type="spellStart"/>
       <w:r>
-        <w:t>DataEngineers</w:t>
+        <w:t>visualization</w:t>
       </w:r>
       <w:proofErr w:type="spellEnd"/>
       <w:r>
-        <w:t>, entre 5 et 10 freelances, 4 recruteurs placeurs, 4 personnes au service administration</w:t>
-      </w:r>
-      <w:r>
-        <w:t xml:space="preserve"> dont une personne aux RH</w:t>
-      </w:r>
-      <w:r>
-        <w:t>, 2 alternants, un directeur commercial et un directeur technique.</w:t>
-      </w:r>
+        <w:t xml:space="preserve">. Elle regroupe une vingtaine de salariés et fait appel à des </w:t>
+      </w:r>
+      <w:proofErr w:type="spellStart"/>
+      <w:r>
+        <w:t>freealances</w:t>
+      </w:r>
+      <w:proofErr w:type="spellEnd"/>
+      <w:r>
+        <w:t xml:space="preserve"> (entre 5 et 10). Les collaborateurs (Data </w:t>
+      </w:r>
+      <w:proofErr w:type="spellStart"/>
+      <w:r>
+        <w:t>Engineers</w:t>
+      </w:r>
+      <w:proofErr w:type="spellEnd"/>
+      <w:r>
+        <w:t xml:space="preserve"> et freelances) ainsi que les recruteurs placeurs sont le cœur de cible de l’application.</w:t>
+      </w:r>
+    </w:p>
+    <w:p>
+      <w:pPr>
+        <w:jc w:val="both"/>
+      </w:pPr>
     </w:p>
     <w:p>
       <w:pPr>
@@ -3352,6 +3376,9 @@
       </w:r>
     </w:p>
     <w:p>
+      <w:pPr>
+        <w:jc w:val="both"/>
+      </w:pPr>
       <w:r>
         <w:t xml:space="preserve">Les recruteurs placeurs chargés de l’affectation des collaborateurs aux différentes activités commencent à rencontrer des difficultés pour gérer la traçabilité individuelle, ce qui </w:t>
       </w:r>
@@ -3366,9 +3393,15 @@
       <w:r>
         <w:t>.</w:t>
       </w:r>
-    </w:p>
-    <w:p/>
-    <w:p/>
+      <w:r>
+        <w:t xml:space="preserve"> Mais il y a un risque important de perte de données, et donc d’une mauvaise appréciation de l’effort de travail fourni pour chaque activité.  Cela peut engendrer des pertes d’argent pour l’entreprise mais également une perte de confiance avec les clients en cas d’erreur de facturation.</w:t>
+      </w:r>
+    </w:p>
+    <w:p>
+      <w:pPr>
+        <w:jc w:val="both"/>
+      </w:pPr>
+    </w:p>
     <w:p>
       <w:pPr>
         <w:pStyle w:val="Titre2"/>
@@ -3383,13 +3416,14 @@
         <w:t>Présentation du projet.</w:t>
       </w:r>
     </w:p>
-    <w:p/>
     <w:p>
       <w:r>
         <w:t>L’entreprise souhaite obtenir un outil web, utilisable sur différentes interfaces, afin de gérer les affectations des collaborateurs en régie. L’outil doit permettre une meilleure traçabilité, plus précise et plus rapide, sans perte de données, afin d’être utilisé par le service de facturation en second plan.</w:t>
       </w:r>
-    </w:p>
-    <w:p/>
+      <w:r>
+        <w:t xml:space="preserve"> Dans un premier temps, l’outil développé sera proposé dans un cadre interne à l’entreprise.</w:t>
+      </w:r>
+    </w:p>
     <w:p/>
     <w:p>
       <w:pPr>
@@ -3422,6 +3456,40 @@
         </w:rPr>
         <w:t>L'équipe projet est constituée de professionnels expérimentés dans différents domaines, chacun apportant une expertise spécifique au projet.</w:t>
       </w:r>
+      <w:r>
+        <w:rPr>
+          <w:color w:val="000000"/>
+        </w:rPr>
+        <w:t xml:space="preserve"> Pour répondre à l’appel d’offre de </w:t>
+      </w:r>
+      <w:proofErr w:type="spellStart"/>
+      <w:r>
+        <w:rPr>
+          <w:color w:val="000000"/>
+        </w:rPr>
+        <w:t>DataTime</w:t>
+      </w:r>
+      <w:proofErr w:type="spellEnd"/>
+      <w:r>
+        <w:rPr>
+          <w:color w:val="000000"/>
+        </w:rPr>
+        <w:t xml:space="preserve">, l’entreprise </w:t>
+      </w:r>
+      <w:proofErr w:type="spellStart"/>
+      <w:r>
+        <w:rPr>
+          <w:color w:val="000000"/>
+        </w:rPr>
+        <w:t>DEVil</w:t>
+      </w:r>
+      <w:proofErr w:type="spellEnd"/>
+      <w:r>
+        <w:rPr>
+          <w:color w:val="000000"/>
+        </w:rPr>
+        <w:t xml:space="preserve"> Product est composée aujourd’hui de :</w:t>
+      </w:r>
     </w:p>
     <w:p>
       <w:pPr>
@@ -3437,6 +3505,7 @@
           <w:bCs/>
           <w:color w:val="000000"/>
         </w:rPr>
+        <w:lastRenderedPageBreak/>
         <w:t>Président Directeur Général (PDG)</w:t>
       </w:r>
       <w:r>
@@ -3444,6 +3513,12 @@
           <w:color w:val="000000"/>
         </w:rPr>
         <w:t xml:space="preserve"> : </w:t>
+      </w:r>
+      <w:r>
+        <w:rPr>
+          <w:color w:val="000000"/>
+        </w:rPr>
+        <w:t>Xavier ESTANOVE</w:t>
       </w:r>
     </w:p>
     <w:p>
@@ -3460,36 +3535,53 @@
           <w:bCs/>
           <w:color w:val="000000"/>
         </w:rPr>
-        <w:t>Consultant Cadre Technique</w:t>
-      </w:r>
-      <w:r>
-        <w:rPr>
-          <w:color w:val="000000"/>
-        </w:rPr>
-        <w:t xml:space="preserve"> : </w:t>
-      </w:r>
-    </w:p>
-    <w:p>
-      <w:pPr>
-        <w:ind w:left="567"/>
-        <w:rPr>
-          <w:color w:val="000000"/>
-        </w:rPr>
-      </w:pPr>
+        <w:t xml:space="preserve">Product </w:t>
+      </w:r>
+      <w:proofErr w:type="spellStart"/>
       <w:r>
         <w:rPr>
           <w:b/>
           <w:bCs/>
           <w:color w:val="000000"/>
         </w:rPr>
-        <w:lastRenderedPageBreak/>
-        <w:t>Encadrant Fonctionnel</w:t>
-      </w:r>
-      <w:r>
-        <w:rPr>
-          <w:color w:val="000000"/>
-        </w:rPr>
-        <w:t xml:space="preserve"> : </w:t>
+        <w:t>Owner</w:t>
+      </w:r>
+      <w:proofErr w:type="spellEnd"/>
+      <w:r>
+        <w:rPr>
+          <w:b/>
+          <w:bCs/>
+          <w:color w:val="000000"/>
+        </w:rPr>
+        <w:t xml:space="preserve"> : </w:t>
+      </w:r>
+      <w:r>
+        <w:rPr>
+          <w:color w:val="000000"/>
+        </w:rPr>
+        <w:t>Laetitia HENIN, développeuse full stack</w:t>
+      </w:r>
+    </w:p>
+    <w:p>
+      <w:pPr>
+        <w:ind w:left="567"/>
+        <w:rPr>
+          <w:color w:val="000000"/>
+        </w:rPr>
+      </w:pPr>
+      <w:r>
+        <w:rPr>
+          <w:b/>
+          <w:bCs/>
+          <w:color w:val="000000"/>
+        </w:rPr>
+        <w:t xml:space="preserve">Scrum Master : </w:t>
+      </w:r>
+      <w:r>
+        <w:rPr>
+          <w:color w:val="000000"/>
+        </w:rPr>
+        <w:t>Xavier ESTANOVE, développeur full stack</w:t>
       </w:r>
     </w:p>
     <w:p>
@@ -3506,13 +3598,19 @@
           <w:bCs/>
           <w:color w:val="000000"/>
         </w:rPr>
-        <w:t>Lead Développeur</w:t>
-      </w:r>
-      <w:r>
-        <w:rPr>
-          <w:color w:val="000000"/>
-        </w:rPr>
-        <w:t xml:space="preserve"> : </w:t>
+        <w:t>Référent de l’Expérience Utilisateur (UX)</w:t>
+      </w:r>
+      <w:r>
+        <w:rPr>
+          <w:color w:val="000000"/>
+        </w:rPr>
+        <w:t xml:space="preserve"> :</w:t>
+      </w:r>
+      <w:r>
+        <w:rPr>
+          <w:color w:val="000000"/>
+        </w:rPr>
+        <w:t xml:space="preserve"> Mattéo CAUCAT, développeur full stack</w:t>
       </w:r>
     </w:p>
     <w:p>
@@ -3524,41 +3622,31 @@
         </w:rPr>
       </w:pPr>
       <w:r>
-        <w:rPr>
-          <w:b/>
-          <w:bCs/>
-          <w:color w:val="000000"/>
-        </w:rPr>
-        <w:t>Développeur Full stack</w:t>
-      </w:r>
-      <w:r>
-        <w:rPr>
-          <w:color w:val="000000"/>
-        </w:rPr>
-        <w:t xml:space="preserve"> : </w:t>
-      </w:r>
-    </w:p>
-    <w:p>
-      <w:pPr>
-        <w:ind w:left="567"/>
-        <w:jc w:val="both"/>
-        <w:rPr>
-          <w:color w:val="000000"/>
-        </w:rPr>
-      </w:pPr>
-      <w:r>
-        <w:rPr>
-          <w:b/>
-          <w:bCs/>
-          <w:color w:val="000000"/>
-        </w:rPr>
-        <w:t>Référent de l’Expérience Utilisateur (UX)</w:t>
-      </w:r>
-      <w:r>
-        <w:rPr>
-          <w:color w:val="000000"/>
-        </w:rPr>
-        <w:t xml:space="preserve"> :</w:t>
+        <w:t xml:space="preserve">Implantée à Montpellier depuis 5 ans, l’ESN </w:t>
+      </w:r>
+      <w:proofErr w:type="spellStart"/>
+      <w:r>
+        <w:t>DEVil</w:t>
+      </w:r>
+      <w:proofErr w:type="spellEnd"/>
+      <w:r>
+        <w:t xml:space="preserve"> </w:t>
+      </w:r>
+      <w:proofErr w:type="spellStart"/>
+      <w:r>
+        <w:t>Procuct</w:t>
+      </w:r>
+      <w:proofErr w:type="spellEnd"/>
+      <w:r>
+        <w:t xml:space="preserve"> a travaillé dans divers domaines, et a conçu des produits </w:t>
+      </w:r>
+      <w:proofErr w:type="spellStart"/>
+      <w:r>
+        <w:t>webs</w:t>
+      </w:r>
+      <w:proofErr w:type="spellEnd"/>
+      <w:r>
+        <w:t xml:space="preserve"> à destination du grand public et également pour des besoins spécifiques d’entreprise.</w:t>
       </w:r>
       <w:r>
         <w:br w:type="page"/>
@@ -4065,14 +4153,14 @@
         <w:rPr>
           <w:color w:val="000000"/>
         </w:rPr>
-        <w:t>tous</w:t>
+        <w:t>les</w:t>
       </w:r>
       <w:proofErr w:type="gramEnd"/>
       <w:r>
         <w:rPr>
           <w:color w:val="000000"/>
         </w:rPr>
-        <w:t xml:space="preserve"> les utilisateurs</w:t>
+        <w:t xml:space="preserve"> utilisateurs</w:t>
       </w:r>
       <w:r>
         <w:rPr>
@@ -4309,7 +4397,50 @@
     </w:p>
     <w:p>
       <w:pPr>
-        <w:ind w:left="567"/>
+        <w:pStyle w:val="Paragraphedeliste"/>
+        <w:numPr>
+          <w:ilvl w:val="0"/>
+          <w:numId w:val="6"/>
+        </w:numPr>
+        <w:jc w:val="both"/>
+        <w:rPr>
+          <w:color w:val="000000"/>
+        </w:rPr>
+      </w:pPr>
+      <w:r>
+        <w:rPr>
+          <w:color w:val="000000"/>
+        </w:rPr>
+        <w:t xml:space="preserve">Virgile Martin, en sa qualité de directeur général et directeur commercial de l’entreprise </w:t>
+      </w:r>
+      <w:proofErr w:type="spellStart"/>
+      <w:r>
+        <w:rPr>
+          <w:color w:val="000000"/>
+        </w:rPr>
+        <w:t>DataTime</w:t>
+      </w:r>
+      <w:proofErr w:type="spellEnd"/>
+      <w:r>
+        <w:rPr>
+          <w:color w:val="000000"/>
+        </w:rPr>
+        <w:t xml:space="preserve">, </w:t>
+      </w:r>
+      <w:r>
+        <w:rPr>
+          <w:color w:val="000000"/>
+        </w:rPr>
+        <w:t>référent du projet côté client</w:t>
+      </w:r>
+    </w:p>
+    <w:p>
+      <w:pPr>
+        <w:pStyle w:val="Paragraphedeliste"/>
+        <w:numPr>
+          <w:ilvl w:val="0"/>
+          <w:numId w:val="6"/>
+        </w:numPr>
         <w:jc w:val="both"/>
         <w:rPr>
           <w:b/>
@@ -4321,21 +4452,42 @@
         <w:rPr>
           <w:color w:val="000000"/>
         </w:rPr>
-        <w:t xml:space="preserve">Virgile Martin, en sa qualité de directeur général et directeur commercial de l’entreprise </w:t>
+        <w:t xml:space="preserve">L’équipe projet de </w:t>
       </w:r>
       <w:proofErr w:type="spellStart"/>
       <w:r>
         <w:rPr>
           <w:color w:val="000000"/>
         </w:rPr>
-        <w:t>DataTime</w:t>
+        <w:t>DEVil</w:t>
       </w:r>
       <w:proofErr w:type="spellEnd"/>
       <w:r>
         <w:rPr>
           <w:color w:val="000000"/>
         </w:rPr>
-        <w:t xml:space="preserve">, et l’équipe de </w:t>
+        <w:t xml:space="preserve"> Product</w:t>
+      </w:r>
+    </w:p>
+    <w:p>
+      <w:pPr>
+        <w:pStyle w:val="Paragraphedeliste"/>
+        <w:numPr>
+          <w:ilvl w:val="0"/>
+          <w:numId w:val="6"/>
+        </w:numPr>
+        <w:jc w:val="both"/>
+        <w:rPr>
+          <w:b/>
+          <w:bCs/>
+          <w:color w:val="000000"/>
+        </w:rPr>
+      </w:pPr>
+      <w:r>
+        <w:rPr>
+          <w:color w:val="000000"/>
+        </w:rPr>
+        <w:t>Les utilisateurs de l’application</w:t>
       </w:r>
     </w:p>
     <w:p>
@@ -4357,7 +4509,11 @@
     </w:p>
     <w:p>
       <w:pPr>
-        <w:ind w:left="567"/>
+        <w:pStyle w:val="Paragraphedeliste"/>
+        <w:numPr>
+          <w:ilvl w:val="0"/>
+          <w:numId w:val="6"/>
+        </w:numPr>
         <w:jc w:val="both"/>
         <w:rPr>
           <w:b/>
@@ -4394,14 +4550,68 @@
         <w:rPr>
           <w:color w:val="000000"/>
         </w:rPr>
-        <w:t xml:space="preserve">, qui seront affectés aux projets et pourront enregistrer leur temps effectué sur chaque tâche. Les recruteurs placeurs pourront enregistrer les projets, y affecter les collaborateurs. Les responsables </w:t>
-      </w:r>
+        <w:t xml:space="preserve">, qui seront affectés aux projets et pourront enregistrer leur temps effectué sur chaque tâche. </w:t>
+      </w:r>
+    </w:p>
+    <w:p>
+      <w:pPr>
+        <w:pStyle w:val="Paragraphedeliste"/>
+        <w:numPr>
+          <w:ilvl w:val="0"/>
+          <w:numId w:val="6"/>
+        </w:numPr>
+        <w:jc w:val="both"/>
+        <w:rPr>
+          <w:b/>
+          <w:bCs/>
+        </w:rPr>
+      </w:pPr>
       <w:r>
         <w:rPr>
           <w:color w:val="000000"/>
         </w:rPr>
         <w:lastRenderedPageBreak/>
-        <w:t>pourront enregistrer les clients, les projets. Le service administratif aura accès aux rapports d’effort fourni afin de les utiliser pour la facturation.</w:t>
+        <w:t xml:space="preserve">Les recruteurs placeurs pourront enregistrer les projets, y affecter les collaborateurs. </w:t>
+      </w:r>
+    </w:p>
+    <w:p>
+      <w:pPr>
+        <w:pStyle w:val="Paragraphedeliste"/>
+        <w:numPr>
+          <w:ilvl w:val="0"/>
+          <w:numId w:val="6"/>
+        </w:numPr>
+        <w:jc w:val="both"/>
+        <w:rPr>
+          <w:b/>
+          <w:bCs/>
+        </w:rPr>
+      </w:pPr>
+      <w:r>
+        <w:rPr>
+          <w:color w:val="000000"/>
+        </w:rPr>
+        <w:t xml:space="preserve">Les responsables pourront enregistrer les clients, les projets. </w:t>
+      </w:r>
+    </w:p>
+    <w:p>
+      <w:pPr>
+        <w:pStyle w:val="Paragraphedeliste"/>
+        <w:numPr>
+          <w:ilvl w:val="0"/>
+          <w:numId w:val="6"/>
+        </w:numPr>
+        <w:jc w:val="both"/>
+        <w:rPr>
+          <w:b/>
+          <w:bCs/>
+        </w:rPr>
+      </w:pPr>
+      <w:r>
+        <w:rPr>
+          <w:color w:val="000000"/>
+        </w:rPr>
+        <w:t>Le service administratif aura accès aux rapports d’effort fourni afin de les utiliser pour la facturation.</w:t>
       </w:r>
     </w:p>
     <w:p>
@@ -4518,11 +4728,8 @@
         <w:jc w:val="both"/>
       </w:pPr>
       <w:r>
-        <w:t xml:space="preserve">Nous continuons à évaluer régulièrement l’empreinte carbone de notre plateforme, y compris celle liée à l’utilisation de scripts. Ces évaluations </w:t>
-      </w:r>
-      <w:r>
         <w:lastRenderedPageBreak/>
-        <w:t xml:space="preserve">nous aident à prendre des mesures pour optimiser notre impact environnemental global. </w:t>
+        <w:t xml:space="preserve">Nous continuons à évaluer régulièrement l’empreinte carbone de notre plateforme, y compris celle liée à l’utilisation de scripts. Ces évaluations nous aident à prendre des mesures pour optimiser notre impact environnemental global. </w:t>
       </w:r>
     </w:p>
     <w:p>
@@ -4547,6 +4754,9 @@
       <w:r>
         <w:t>Les pages principales de l’application sont au nombre de ? (Voir annexes). Certaines ne sont accessibles qu’après avoir rempli la page précédente ou après s’être connecté.</w:t>
       </w:r>
+      <w:r>
+        <w:t xml:space="preserve"> </w:t>
+      </w:r>
     </w:p>
     <w:p>
       <w:pPr>
@@ -4577,9 +4787,33 @@
     </w:p>
     <w:p>
       <w:pPr>
-        <w:ind w:left="1134"/>
+        <w:pStyle w:val="Paragraphedeliste"/>
+        <w:numPr>
+          <w:ilvl w:val="2"/>
+          <w:numId w:val="4"/>
+        </w:numPr>
         <w:jc w:val="both"/>
       </w:pPr>
+      <w:r>
+        <w:t>Charte graphique</w:t>
+      </w:r>
+    </w:p>
+    <w:p>
+      <w:pPr>
+        <w:pStyle w:val="Paragraphedeliste"/>
+        <w:jc w:val="both"/>
+      </w:pPr>
+      <w:r>
+        <w:t xml:space="preserve">Le client est actuellement dans un processus de refonte de leur logo d’entreprise et est partant pour des propositions de la part de l’équipe de </w:t>
+      </w:r>
+      <w:proofErr w:type="spellStart"/>
+      <w:r>
+        <w:t>DEVil</w:t>
+      </w:r>
+      <w:proofErr w:type="spellEnd"/>
+      <w:r>
+        <w:t xml:space="preserve"> Product. Il n’y a pas de charte graphique déjà établie mais une demande de respecter comme couleurs principales le blanc et l’orange, pour l’entièreté du projet.</w:t>
+      </w:r>
     </w:p>
     <w:p>
       <w:pPr>
@@ -4672,7 +4906,14 @@
         <w:rPr>
           <w:lang w:val="fr-FR"/>
         </w:rPr>
-        <w:t xml:space="preserve"> Support), offrant ainsi une stabilité et une sécurité à long terme pour les projets. De plus, Symfony permet un développement rapide grâce à ses outils et fonctionnalités avancés, facilitant ainsi la création et la maintenance des applications. </w:t>
+        <w:t xml:space="preserve"> Support), offrant ainsi une stabilité et une sécurité à long terme pour les </w:t>
+      </w:r>
+      <w:r>
+        <w:rPr>
+          <w:lang w:val="fr-FR"/>
+        </w:rPr>
+        <w:lastRenderedPageBreak/>
+        <w:t xml:space="preserve">projets. De plus, Symfony permet un développement rapide grâce à ses outils et fonctionnalités avancés, facilitant ainsi la création et la maintenance des applications. </w:t>
       </w:r>
     </w:p>
     <w:p>
@@ -4704,10 +4945,19 @@
       </w:pPr>
       <w:r>
         <w:rPr>
+          <w:b/>
+          <w:bCs/>
           <w:i/>
           <w:iCs/>
         </w:rPr>
-        <w:t xml:space="preserve">PHP </w:t>
+        <w:t>PHP</w:t>
+      </w:r>
+      <w:r>
+        <w:rPr>
+          <w:i/>
+          <w:iCs/>
+        </w:rPr>
+        <w:t xml:space="preserve"> </w:t>
       </w:r>
       <w:r>
         <w:t>est un langage de programmation côté serveur largement utilisé pour la création de sites web dynamiques.</w:t>
@@ -4721,10 +4971,11 @@
       </w:pPr>
       <w:r>
         <w:rPr>
+          <w:b/>
+          <w:bCs/>
           <w:i/>
           <w:iCs/>
         </w:rPr>
-        <w:lastRenderedPageBreak/>
         <w:t xml:space="preserve">Symfony </w:t>
       </w:r>
       <w:r>
@@ -4987,6 +5238,7 @@
           <w:i/>
           <w:iCs/>
         </w:rPr>
+        <w:lastRenderedPageBreak/>
         <w:t>Bootstrap 5</w:t>
       </w:r>
       <w:r>
@@ -5031,7 +5283,45 @@
         <w:jc w:val="both"/>
       </w:pPr>
       <w:r>
-        <w:t>Cs Fixer, norme de documentation du code.</w:t>
+        <w:rPr>
+          <w:b/>
+          <w:bCs/>
+          <w:i/>
+          <w:iCs/>
+        </w:rPr>
+        <w:t>Cs Fixer</w:t>
+      </w:r>
+      <w:r>
+        <w:t xml:space="preserve"> </w:t>
+      </w:r>
+      <w:r>
+        <w:t>est un outil qui analyse et corrige automatiquement le code PHP selon des règles de style (PSR-1/PSR-2 et les règles Symfony), afin d’obtenir un code propre et conforme au standard du projet.</w:t>
+      </w:r>
+    </w:p>
+    <w:p>
+      <w:pPr>
+        <w:spacing w:after="0"/>
+        <w:ind w:left="1134"/>
+        <w:jc w:val="both"/>
+      </w:pPr>
+    </w:p>
+    <w:p>
+      <w:pPr>
+        <w:spacing w:after="0"/>
+        <w:ind w:left="1134"/>
+        <w:jc w:val="both"/>
+      </w:pPr>
+      <w:r>
+        <w:rPr>
+          <w:b/>
+          <w:bCs/>
+          <w:i/>
+          <w:iCs/>
+        </w:rPr>
+        <w:t>Norme de documentation du code</w:t>
+      </w:r>
+      <w:r>
+        <w:t> : le code, afin d’assurer une maintenance accessible à terme à des personnes extérieures à l’équipe de développement, sera documenté</w:t>
       </w:r>
     </w:p>
     <w:p>
@@ -5109,6 +5399,12 @@
         </w:rPr>
         <w:t>L'application sera compatible avec différents types de postes utilisateurs, qu'il s'agisse d'ordinateurs de bureau, d'ordinateurs portables ou de téléphones mobiles. Afin d'assurer une accessibilité optimale pour tous les utilisateurs.</w:t>
       </w:r>
+      <w:r>
+        <w:rPr>
+          <w:color w:val="000000"/>
+        </w:rPr>
+        <w:t xml:space="preserve"> Les postes pourront être d’usage professionnel ou personnel.</w:t>
+      </w:r>
     </w:p>
     <w:p>
       <w:pPr>
@@ -5142,6 +5438,30 @@
         </w:rPr>
         <w:t>Le périmètre fonctionnel de l'outil comprend la gestion des projets, des tâches, des utilisateurs et des clients ainsi que la génération de rapports et de statistiques sur l'activité.</w:t>
       </w:r>
+      <w:r>
+        <w:rPr>
+          <w:color w:val="000000"/>
+        </w:rPr>
+        <w:t xml:space="preserve"> </w:t>
+      </w:r>
+      <w:r>
+        <w:rPr>
+          <w:color w:val="000000"/>
+        </w:rPr>
+        <w:t>Cette V1 pose les bases de l’application</w:t>
+      </w:r>
+      <w:r>
+        <w:rPr>
+          <w:color w:val="000000"/>
+        </w:rPr>
+        <w:t>,</w:t>
+      </w:r>
+      <w:r>
+        <w:rPr>
+          <w:color w:val="000000"/>
+        </w:rPr>
+        <w:t xml:space="preserve"> sans viser une exhaustivité fonctionnelle. Elle doit cependant garantir un niveau minimum de stabilité, de sécurité et de performance afin de permettre une utilisation fluide par les collaborateurs.</w:t>
+      </w:r>
     </w:p>
     <w:p>
       <w:r>
@@ -5478,6 +5798,32 @@
         </w:rPr>
         <w:t>S’assurer que l’application puisse gérer un grand nombre d’utilisateurs simultanés. Maintenir un code simple et facilement scalable pour les mises à jour qui se doivent d’être régulières sur un produit de ce type.</w:t>
       </w:r>
+      <w:r>
+        <w:rPr>
+          <w:color w:val="000000"/>
+        </w:rPr>
+        <w:t xml:space="preserve"> </w:t>
+      </w:r>
+      <w:proofErr w:type="gramStart"/>
+      <w:r>
+        <w:rPr>
+          <w:color w:val="000000"/>
+        </w:rPr>
+        <w:t>En terme de</w:t>
+      </w:r>
+      <w:proofErr w:type="gramEnd"/>
+      <w:r>
+        <w:rPr>
+          <w:color w:val="000000"/>
+        </w:rPr>
+        <w:t xml:space="preserve"> performance, une réponse rapide lors du chargement des pages est attendue.</w:t>
+      </w:r>
+      <w:r>
+        <w:rPr>
+          <w:color w:val="000000"/>
+        </w:rPr>
+        <w:t xml:space="preserve"> L’application doit soutenir la connexion simultanée d’environ 25 utilisateurs.</w:t>
+      </w:r>
     </w:p>
     <w:p>
       <w:pPr>
@@ -5531,6 +5877,21 @@
         <w:ind w:left="567"/>
         <w:jc w:val="both"/>
         <w:rPr>
+          <w:color w:val="000000"/>
+        </w:rPr>
+      </w:pPr>
+      <w:r>
+        <w:rPr>
+          <w:color w:val="000000"/>
+        </w:rPr>
+        <w:t>Concevoir une base de données robuste pour stocker les activités, les clients, les tâches ainsi que les utilisateurs et les statistiques. La gestion efficace des bases de données est essentielle pour garantir des temps de réponse rapides.</w:t>
+      </w:r>
+    </w:p>
+    <w:p>
+      <w:pPr>
+        <w:ind w:left="567"/>
+        <w:jc w:val="both"/>
+        <w:rPr>
           <w:b/>
           <w:bCs/>
           <w:i/>
@@ -5542,7 +5903,13 @@
         <w:rPr>
           <w:color w:val="000000"/>
         </w:rPr>
-        <w:t>Concevoir une base de données robuste pour stocker les activités, les clients, les tâches ainsi que les utilisateurs et les statistiques. La gestion efficace des bases de données est essentielle pour garantir des temps de réponse rapides.</w:t>
+        <w:t>La demande du client s’oriente vers des serveurs externes, et la proposition faite</w:t>
+      </w:r>
+      <w:r>
+        <w:rPr>
+          <w:color w:val="000000"/>
+        </w:rPr>
+        <w:t xml:space="preserve"> est l’utilisation</w:t>
       </w:r>
     </w:p>
     <w:p>
@@ -5786,7 +6153,14 @@
           <w:color w:val="000000" w:themeColor="text1"/>
           <w:lang w:val="fr-FR"/>
         </w:rPr>
-        <w:t>) pour une application web est l’ensemble des techniques et pratiques visant à améliorer la visibilité et le classement de cette application dans les résultats des moteurs de recherche. Cela inclut l’optimisation des contenus, la structure du site, les balises HTML, les mots-clés, et la performance générale de l’application pour répondre aux critères des algorithmes de recherche. Non utilisé dans ce projet.</w:t>
+        <w:t>) pour une application web est l’ensemble des techniques et pratiques visant à améliorer la visibilité et le classement de cette application dans les résultats des moteurs de recherche. Cela inclut l’optimisation des contenus, la structure du site, les balises HTML, les mots-clés, et la performance générale de l’application pour répondre aux critères des algorithmes de recherche. Non utilisé dans ce projet</w:t>
+      </w:r>
+      <w:r>
+        <w:rPr>
+          <w:color w:val="000000" w:themeColor="text1"/>
+          <w:lang w:val="fr-FR"/>
+        </w:rPr>
+        <w:t xml:space="preserve"> car la demande pour la V1 est une utilisation en interne. Sera à envisager pour une V2, V3… si le déploiement est étendu.</w:t>
       </w:r>
     </w:p>
     <w:p>
@@ -6897,6 +7271,27 @@
       </w:r>
     </w:p>
     <w:p>
+      <w:proofErr w:type="spellStart"/>
+      <w:r>
+        <w:t>DEVil</w:t>
+      </w:r>
+      <w:proofErr w:type="spellEnd"/>
+      <w:r>
+        <w:t xml:space="preserve"> Product travaille en méthode Scrum afin de pouvoir donner au client une visibilité étape par étape de l’avancement du projet, et ainsi remédier rapidement en cas de non-conformité avec les besoins </w:t>
+      </w:r>
+      <w:proofErr w:type="gramStart"/>
+      <w:r>
+        <w:t>du clients</w:t>
+      </w:r>
+      <w:proofErr w:type="gramEnd"/>
+      <w:r>
+        <w:t>,</w:t>
+      </w:r>
+      <w:r>
+        <w:t xml:space="preserve"> eux-mêmes pouvant évoluer au fur et à mesure du développement des fonctionnalités.</w:t>
+      </w:r>
+    </w:p>
+    <w:p>
       <w:pPr>
         <w:pStyle w:val="Titre3"/>
         <w:numPr>
@@ -6932,9 +7327,148 @@
       <w:r>
         <w:rPr>
           <w:color w:val="000000"/>
-          <w:highlight w:val="yellow"/>
-        </w:rPr>
-        <w:t>“A définir”</w:t>
+        </w:rPr>
+        <w:t>Sprint 0</w:t>
+      </w:r>
+      <w:r>
+        <w:rPr>
+          <w:color w:val="000000"/>
+        </w:rPr>
+        <w:t> :</w:t>
+      </w:r>
+      <w:r>
+        <w:rPr>
+          <w:color w:val="000000"/>
+        </w:rPr>
+        <w:t xml:space="preserve"> mise de place de l’environnement de développement,</w:t>
+      </w:r>
+    </w:p>
+    <w:p>
+      <w:pPr>
+        <w:numPr>
+          <w:ilvl w:val="0"/>
+          <w:numId w:val="2"/>
+        </w:numPr>
+        <w:pBdr>
+          <w:top w:val="nil"/>
+          <w:left w:val="nil"/>
+          <w:bottom w:val="nil"/>
+          <w:right w:val="nil"/>
+          <w:between w:val="nil"/>
+        </w:pBdr>
+        <w:spacing w:after="0"/>
+        <w:jc w:val="both"/>
+        <w:rPr>
+          <w:color w:val="000000"/>
+        </w:rPr>
+      </w:pPr>
+      <w:r>
+        <w:rPr>
+          <w:color w:val="000000"/>
+        </w:rPr>
+        <w:t>Premier sprint</w:t>
+      </w:r>
+      <w:r>
+        <w:rPr>
+          <w:color w:val="000000"/>
+        </w:rPr>
+        <w:t xml:space="preserve"> de </w:t>
+      </w:r>
+      <w:r>
+        <w:rPr>
+          <w:color w:val="000000"/>
+        </w:rPr>
+        <w:t>2</w:t>
+      </w:r>
+      <w:r>
+        <w:rPr>
+          <w:color w:val="000000"/>
+        </w:rPr>
+        <w:t xml:space="preserve"> semaines :</w:t>
+      </w:r>
+    </w:p>
+    <w:p>
+      <w:pPr>
+        <w:numPr>
+          <w:ilvl w:val="0"/>
+          <w:numId w:val="2"/>
+        </w:numPr>
+        <w:pBdr>
+          <w:top w:val="nil"/>
+          <w:left w:val="nil"/>
+          <w:bottom w:val="nil"/>
+          <w:right w:val="nil"/>
+          <w:between w:val="nil"/>
+        </w:pBdr>
+        <w:spacing w:after="0"/>
+        <w:jc w:val="both"/>
+        <w:rPr>
+          <w:color w:val="000000"/>
+        </w:rPr>
+      </w:pPr>
+      <w:r>
+        <w:rPr>
+          <w:color w:val="000000"/>
+        </w:rPr>
+        <w:t>Deuxième</w:t>
+      </w:r>
+      <w:r>
+        <w:rPr>
+          <w:color w:val="000000"/>
+        </w:rPr>
+        <w:t xml:space="preserve"> sprint de 2 semaines :</w:t>
+      </w:r>
+    </w:p>
+    <w:p>
+      <w:pPr>
+        <w:numPr>
+          <w:ilvl w:val="0"/>
+          <w:numId w:val="2"/>
+        </w:numPr>
+        <w:pBdr>
+          <w:top w:val="nil"/>
+          <w:left w:val="nil"/>
+          <w:bottom w:val="nil"/>
+          <w:right w:val="nil"/>
+          <w:between w:val="nil"/>
+        </w:pBdr>
+        <w:spacing w:after="0"/>
+        <w:jc w:val="both"/>
+        <w:rPr>
+          <w:color w:val="000000"/>
+        </w:rPr>
+      </w:pPr>
+      <w:r>
+        <w:rPr>
+          <w:color w:val="000000"/>
+        </w:rPr>
+        <w:t>Troisième sprint de 2 semaines :</w:t>
+      </w:r>
+    </w:p>
+    <w:p>
+      <w:pPr>
+        <w:numPr>
+          <w:ilvl w:val="0"/>
+          <w:numId w:val="2"/>
+        </w:numPr>
+        <w:pBdr>
+          <w:top w:val="nil"/>
+          <w:left w:val="nil"/>
+          <w:bottom w:val="nil"/>
+          <w:right w:val="nil"/>
+          <w:between w:val="nil"/>
+        </w:pBdr>
+        <w:spacing w:after="0"/>
+        <w:jc w:val="both"/>
+        <w:rPr>
+          <w:color w:val="000000"/>
+        </w:rPr>
+      </w:pPr>
+      <w:r>
+        <w:rPr>
+          <w:color w:val="000000"/>
+        </w:rPr>
+        <w:t xml:space="preserve">Quatrième sprint de 2 semaines : </w:t>
       </w:r>
     </w:p>
     <w:p>
@@ -7006,6 +7540,7 @@
       <w:bookmarkStart w:id="69" w:name="_heading=h.9aoine9r6ouc" w:colFirst="0" w:colLast="0"/>
       <w:bookmarkEnd w:id="69"/>
       <w:r>
+        <w:lastRenderedPageBreak/>
         <w:t>Communication :</w:t>
       </w:r>
     </w:p>
@@ -7099,7 +7634,6 @@
       <w:bookmarkStart w:id="72" w:name="_heading=h.jf1lc4r2j7oa" w:colFirst="0" w:colLast="0"/>
       <w:bookmarkEnd w:id="72"/>
       <w:r>
-        <w:lastRenderedPageBreak/>
         <w:t>Maquette.</w:t>
       </w:r>
     </w:p>
@@ -20747,12 +21281,26 @@
 </file>
 
 <file path=customXml/item1.xml><?xml version="1.0" encoding="utf-8"?>
-<go:gDocsCustomXmlDataStorage xmlns:go="http://customooxmlschemas.google.com/" xmlns:r="http://schemas.openxmlformats.org/officeDocument/2006/relationships" uri="GoogleDocsCustomDataVersion2">
-  <go:docsCustomData xmlns:go="http://customooxmlschemas.google.com/" roundtripDataSignature="AMtx7mjafKPXTOvs+k/7v2SuAvTvx/WeEw==">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</go:docsCustomData>
-</go:gDocsCustomXmlDataStorage>
+<p:properties xmlns:p="http://schemas.microsoft.com/office/2006/metadata/properties" xmlns:xsi="http://www.w3.org/2001/XMLSchema-instance" xmlns:pc="http://schemas.microsoft.com/office/infopath/2007/PartnerControls">
+  <documentManagement>
+    <TaxCatchAll xmlns="b49c9a31-2bf9-4885-ac3d-4ab9f44fb2e8" xsi:nil="true"/>
+    <lcf76f155ced4ddcb4097134ff3c332f xmlns="39327086-05ca-43eb-896f-ad6911a900ce">
+      <Terms xmlns="http://schemas.microsoft.com/office/infopath/2007/PartnerControls"/>
+    </lcf76f155ced4ddcb4097134ff3c332f>
+  </documentManagement>
+</p:properties>
 </file>
 
 <file path=customXml/item2.xml><?xml version="1.0" encoding="utf-8"?>
+<?mso-contentType ?>
+<FormTemplates xmlns="http://schemas.microsoft.com/sharepoint/v3/contenttype/forms">
+  <Display>DocumentLibraryForm</Display>
+  <Edit>DocumentLibraryForm</Edit>
+  <New>DocumentLibraryForm</New>
+</FormTemplates>
+</file>
+
+<file path=customXml/item3.xml><?xml version="1.0" encoding="utf-8"?>
 <ct:contentTypeSchema xmlns:ct="http://schemas.microsoft.com/office/2006/metadata/contentType" xmlns:ma="http://schemas.microsoft.com/office/2006/metadata/properties/metaAttributes" ct:_="" ma:_="" ma:contentTypeName="Document" ma:contentTypeID="0x0101007ECE2526903EB44690D847D99E001AAA" ma:contentTypeVersion="10" ma:contentTypeDescription="Crée un document." ma:contentTypeScope="" ma:versionID="b50a6f705549717cc210ae62f4b310d9">
   <xsd:schema xmlns:xsd="http://www.w3.org/2001/XMLSchema" xmlns:xs="http://www.w3.org/2001/XMLSchema" xmlns:p="http://schemas.microsoft.com/office/2006/metadata/properties" xmlns:ns2="39327086-05ca-43eb-896f-ad6911a900ce" xmlns:ns3="b49c9a31-2bf9-4885-ac3d-4ab9f44fb2e8" targetNamespace="http://schemas.microsoft.com/office/2006/metadata/properties" ma:root="true" ma:fieldsID="d6fa383e70cf36ecfdd88da7c853d3a5" ns2:_="" ns3:_="">
     <xsd:import namespace="39327086-05ca-43eb-896f-ad6911a900ce"/>
@@ -20941,36 +21489,32 @@
 </ct:contentTypeSchema>
 </file>
 
-<file path=customXml/item3.xml><?xml version="1.0" encoding="utf-8"?>
-<?mso-contentType ?>
-<FormTemplates xmlns="http://schemas.microsoft.com/sharepoint/v3/contenttype/forms">
-  <Display>DocumentLibraryForm</Display>
-  <Edit>DocumentLibraryForm</Edit>
-  <New>DocumentLibraryForm</New>
-</FormTemplates>
-</file>
-
 <file path=customXml/item4.xml><?xml version="1.0" encoding="utf-8"?>
-<p:properties xmlns:p="http://schemas.microsoft.com/office/2006/metadata/properties" xmlns:xsi="http://www.w3.org/2001/XMLSchema-instance" xmlns:pc="http://schemas.microsoft.com/office/infopath/2007/PartnerControls">
-  <documentManagement>
-    <TaxCatchAll xmlns="b49c9a31-2bf9-4885-ac3d-4ab9f44fb2e8" xsi:nil="true"/>
-    <lcf76f155ced4ddcb4097134ff3c332f xmlns="39327086-05ca-43eb-896f-ad6911a900ce">
-      <Terms xmlns="http://schemas.microsoft.com/office/infopath/2007/PartnerControls"/>
-    </lcf76f155ced4ddcb4097134ff3c332f>
-  </documentManagement>
-</p:properties>
+<go:gDocsCustomXmlDataStorage xmlns:go="http://customooxmlschemas.google.com/" xmlns:r="http://schemas.openxmlformats.org/officeDocument/2006/relationships" uri="GoogleDocsCustomDataVersion2">
+  <go:docsCustomData xmlns:go="http://customooxmlschemas.google.com/" roundtripDataSignature="AMtx7mjafKPXTOvs+k/7v2SuAvTvx/WeEw==">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</go:docsCustomData>
+</go:gDocsCustomXmlDataStorage>
 </file>
 
 <file path=customXml/itemProps1.xml><?xml version="1.0" encoding="utf-8"?>
-<ds:datastoreItem xmlns:ds="http://schemas.openxmlformats.org/officeDocument/2006/customXml" ds:itemID="{11111111-1234-1234-1234-123412341234}">
+<ds:datastoreItem xmlns:ds="http://schemas.openxmlformats.org/officeDocument/2006/customXml" ds:itemID="{8BF81C5D-17B7-4C58-BF86-F7AB4281FF70}">
   <ds:schemaRefs>
-    <ds:schemaRef ds:uri="http://customooxmlschemas.google.com/"/>
-    <ds:schemaRef ds:uri="http://schemas.openxmlformats.org/officeDocument/2006/relationships"/>
+    <ds:schemaRef ds:uri="http://schemas.microsoft.com/office/2006/metadata/properties"/>
+    <ds:schemaRef ds:uri="http://schemas.microsoft.com/office/infopath/2007/PartnerControls"/>
+    <ds:schemaRef ds:uri="b49c9a31-2bf9-4885-ac3d-4ab9f44fb2e8"/>
+    <ds:schemaRef ds:uri="39327086-05ca-43eb-896f-ad6911a900ce"/>
   </ds:schemaRefs>
 </ds:datastoreItem>
 </file>
 
 <file path=customXml/itemProps2.xml><?xml version="1.0" encoding="utf-8"?>
+<ds:datastoreItem xmlns:ds="http://schemas.openxmlformats.org/officeDocument/2006/customXml" ds:itemID="{39BEDB26-AD84-4513-B9B4-7EEC879827FC}">
+  <ds:schemaRefs>
+    <ds:schemaRef ds:uri="http://schemas.microsoft.com/sharepoint/v3/contenttype/forms"/>
+  </ds:schemaRefs>
+</ds:datastoreItem>
+</file>
+
+<file path=customXml/itemProps3.xml><?xml version="1.0" encoding="utf-8"?>
 <ds:datastoreItem xmlns:ds="http://schemas.openxmlformats.org/officeDocument/2006/customXml" ds:itemID="{65AD2D56-D4B7-4C98-95F4-AF7B2E7D35BB}">
   <ds:schemaRefs>
     <ds:schemaRef ds:uri="http://schemas.microsoft.com/office/2006/metadata/contentType"/>
@@ -20989,21 +21533,11 @@
 </ds:datastoreItem>
 </file>
 
-<file path=customXml/itemProps3.xml><?xml version="1.0" encoding="utf-8"?>
-<ds:datastoreItem xmlns:ds="http://schemas.openxmlformats.org/officeDocument/2006/customXml" ds:itemID="{39BEDB26-AD84-4513-B9B4-7EEC879827FC}">
+<file path=customXml/itemProps4.xml><?xml version="1.0" encoding="utf-8"?>
+<ds:datastoreItem xmlns:ds="http://schemas.openxmlformats.org/officeDocument/2006/customXml" ds:itemID="{11111111-1234-1234-1234-123412341234}">
   <ds:schemaRefs>
-    <ds:schemaRef ds:uri="http://schemas.microsoft.com/sharepoint/v3/contenttype/forms"/>
-  </ds:schemaRefs>
-</ds:datastoreItem>
-</file>
-
-<file path=customXml/itemProps4.xml><?xml version="1.0" encoding="utf-8"?>
-<ds:datastoreItem xmlns:ds="http://schemas.openxmlformats.org/officeDocument/2006/customXml" ds:itemID="{8BF81C5D-17B7-4C58-BF86-F7AB4281FF70}">
-  <ds:schemaRefs>
-    <ds:schemaRef ds:uri="http://schemas.microsoft.com/office/2006/metadata/properties"/>
-    <ds:schemaRef ds:uri="http://schemas.microsoft.com/office/infopath/2007/PartnerControls"/>
-    <ds:schemaRef ds:uri="b49c9a31-2bf9-4885-ac3d-4ab9f44fb2e8"/>
-    <ds:schemaRef ds:uri="39327086-05ca-43eb-896f-ad6911a900ce"/>
+    <ds:schemaRef ds:uri="http://customooxmlschemas.google.com/"/>
+    <ds:schemaRef ds:uri="http://schemas.openxmlformats.org/officeDocument/2006/relationships"/>
   </ds:schemaRefs>
 </ds:datastoreItem>
 </file>